--- a/assignments/06-assignment.docx
+++ b/assignments/06-assignment.docx
@@ -66,7 +66,7 @@
         <w:t xml:space="preserve">Lecture 14</w:t>
       </w:r>
       <w:r>
-        <w:t xml:space="preserve">: Documentation and Dataset Governance.</w:t>
+        <w:t xml:space="preserve">: Documentation and Dataset Governance (only the bonus question).</w:t>
       </w:r>
     </w:p>
     <w:p>
@@ -1107,13 +1107,13 @@
       </w:r>
     </w:p>
     <w:bookmarkEnd w:id="23"/>
-    <w:bookmarkStart w:id="24" w:name="question-5-write-a-mini-datasheet"/>
+    <w:bookmarkStart w:id="24" w:name="Xf34540dc94fc457fd9b7008041ff51e0e061e79"/>
     <w:p>
       <w:pPr>
         <w:pStyle w:val="Heading3"/>
       </w:pPr>
       <w:r>
-        <w:t xml:space="preserve">Question 5: Write a Mini-Datasheet</w:t>
+        <w:t xml:space="preserve">Question 5: Consent and the Data Supply Chain</w:t>
       </w:r>
     </w:p>
     <w:p>
@@ -1121,20 +1121,7 @@
         <w:pStyle w:val="FirstParagraph"/>
       </w:pPr>
       <w:r>
-        <w:t xml:space="preserve">Lecture 14 introduced</w:t>
-      </w:r>
-      <w:r>
-        <w:t xml:space="preserve"> </w:t>
-      </w:r>
-      <w:r>
-        <w:rPr>
-          <w:b/>
-          <w:bCs/>
-        </w:rPr>
-        <w:t xml:space="preserve">datasheets for datasets</w:t>
-      </w:r>
-      <w:r>
-        <w:t xml:space="preserve">, documentation that describes where a dataset came from, what’s in it, and how it should (and shouldn’t) be used. The framework comes from Gebru et al. (2018) and has 7 sections.</w:t>
+        <w:t xml:space="preserve">Here is a scenario:</w:t>
       </w:r>
     </w:p>
     <w:p>
@@ -1142,27 +1129,20 @@
         <w:pStyle w:val="BodyText"/>
       </w:pPr>
       <w:r>
-        <w:t xml:space="preserve">Here is a dataset you need to document:</w:t>
-      </w:r>
-    </w:p>
-    <w:p>
-      <w:pPr>
-        <w:pStyle w:val="BlockText"/>
-      </w:pPr>
-      <w:r>
-        <w:rPr>
-          <w:b/>
-          <w:bCs/>
-        </w:rPr>
-        <w:t xml:space="preserve">Atlanta Restaurant Reviews Dataset</w:t>
-      </w:r>
-      <w:r>
-        <w:t xml:space="preserve">: 1,000 Yelp reviews of restaurants in the Atlanta metro area, scraped in March 2024. Each entry contains the review text, a star rating (1-5), the restaurant name, the restaurant’s cuisine type, and the date of the review. The reviews were collected by a graduate student at Emory University for a class project on sentiment analysis. No usernames or profile photos were included in the scrape.</w:t>
-      </w:r>
-    </w:p>
-    <w:p>
-      <w:pPr>
-        <w:pStyle w:val="FirstParagraph"/>
+        <w:t xml:space="preserve">You posted photos of yourself on Instagram in 2020. In 2024, you discover those photos were scraped into a training dataset for a facial recognition system now used by police departments. You never gave permission. You didn’t even know it happened.</w:t>
+      </w:r>
+    </w:p>
+    <w:p>
+      <w:pPr>
+        <w:pStyle w:val="BodyText"/>
+      </w:pPr>
+      <w:r>
+        <w:t xml:space="preserve">This sort of thing has happened in real life. Clearview AI scraped over 30 billion faces from social media without asking anyone (BBC, 2023). LAION-5B, a dataset of 5.8 billion images used to train AI image generators, was found to contain child abuse material, and the only metadata it stored was a URL and a caption (CNN, 2023).</w:t>
+      </w:r>
+    </w:p>
+    <w:p>
+      <w:pPr>
+        <w:pStyle w:val="BodyText"/>
       </w:pPr>
       <w:r>
         <w:rPr>
@@ -1174,167 +1154,40 @@
     </w:p>
     <w:p>
       <w:pPr>
-        <w:pStyle w:val="BodyText"/>
-      </w:pPr>
-      <w:r>
-        <w:t xml:space="preserve">Fill out each of the 7 datasheet sections below. You’ll need to think carefully about what information is available and what’s missing. Some sections will require you to make reasonable assumptions — state those assumptions shortly but clearly.</w:t>
-      </w:r>
-    </w:p>
-    <w:p>
-      <w:pPr>
-        <w:pStyle w:val="Compact"/>
         <w:numPr>
           <w:ilvl w:val="0"/>
           <w:numId w:val="1007"/>
         </w:numPr>
       </w:pPr>
       <w:r>
-        <w:rPr>
-          <w:b/>
-          <w:bCs/>
-        </w:rPr>
-        <w:t xml:space="preserve">Motivation</w:t>
-      </w:r>
-      <w:r>
-        <w:t xml:space="preserve">: Why was this dataset created? Who created it and who funded it?</w:t>
-      </w:r>
-    </w:p>
-    <w:p>
-      <w:pPr>
-        <w:pStyle w:val="Compact"/>
+        <w:t xml:space="preserve">Should companies be required to get your consent before using your publicly posted photos to train AI? Write 3-4 sentences taking a clear position. Consider: is posting something publicly the same as consenting to any use of it?</w:t>
+      </w:r>
+    </w:p>
+    <w:p>
+      <w:pPr>
         <w:numPr>
           <w:ilvl w:val="0"/>
           <w:numId w:val="1007"/>
         </w:numPr>
       </w:pPr>
       <w:r>
-        <w:rPr>
-          <w:b/>
-          <w:bCs/>
-        </w:rPr>
-        <w:t xml:space="preserve">Composition</w:t>
-      </w:r>
-      <w:r>
-        <w:t xml:space="preserve">: What types of data are included? How many instances? Is there sensitive information?</w:t>
-      </w:r>
-    </w:p>
-    <w:p>
-      <w:pPr>
-        <w:pStyle w:val="Compact"/>
-        <w:numPr>
-          <w:ilvl w:val="0"/>
-          <w:numId w:val="1007"/>
-        </w:numPr>
-      </w:pPr>
-      <w:r>
-        <w:rPr>
-          <w:b/>
-          <w:bCs/>
-        </w:rPr>
-        <w:t xml:space="preserve">Collection</w:t>
-      </w:r>
-      <w:r>
-        <w:t xml:space="preserve">: How was the data collected? Was consent obtained from the reviewers?</w:t>
-      </w:r>
-    </w:p>
-    <w:p>
-      <w:pPr>
-        <w:pStyle w:val="Compact"/>
-        <w:numPr>
-          <w:ilvl w:val="0"/>
-          <w:numId w:val="1007"/>
-        </w:numPr>
-      </w:pPr>
-      <w:r>
-        <w:rPr>
-          <w:b/>
-          <w:bCs/>
-        </w:rPr>
-        <w:t xml:space="preserve">Preprocessing</w:t>
-      </w:r>
-      <w:r>
-        <w:t xml:space="preserve">: Was the data cleaned or filtered? Were any instances removed?</w:t>
-      </w:r>
-    </w:p>
-    <w:p>
-      <w:pPr>
-        <w:pStyle w:val="Compact"/>
-        <w:numPr>
-          <w:ilvl w:val="0"/>
-          <w:numId w:val="1007"/>
-        </w:numPr>
-      </w:pPr>
-      <w:r>
-        <w:rPr>
-          <w:b/>
-          <w:bCs/>
-        </w:rPr>
-        <w:t xml:space="preserve">Uses</w:t>
-      </w:r>
-      <w:r>
-        <w:t xml:space="preserve">: What tasks has it been used for? What should it NOT be used for?</w:t>
-      </w:r>
-    </w:p>
-    <w:p>
-      <w:pPr>
-        <w:pStyle w:val="Compact"/>
-        <w:numPr>
-          <w:ilvl w:val="0"/>
-          <w:numId w:val="1007"/>
-        </w:numPr>
-      </w:pPr>
-      <w:r>
-        <w:rPr>
-          <w:b/>
-          <w:bCs/>
-        </w:rPr>
-        <w:t xml:space="preserve">Distribution</w:t>
-      </w:r>
-      <w:r>
-        <w:t xml:space="preserve">: How is the dataset shared? Is it versioned?</w:t>
-      </w:r>
-    </w:p>
-    <w:p>
-      <w:pPr>
-        <w:pStyle w:val="Compact"/>
-        <w:numPr>
-          <w:ilvl w:val="0"/>
-          <w:numId w:val="1007"/>
-        </w:numPr>
-      </w:pPr>
-      <w:r>
-        <w:rPr>
-          <w:b/>
-          <w:bCs/>
-        </w:rPr>
-        <w:t xml:space="preserve">Maintenance</w:t>
-      </w:r>
-      <w:r>
-        <w:t xml:space="preserve">: Who is responsible for updates? Is there a way to report issues?</w:t>
-      </w:r>
-    </w:p>
-    <w:p>
-      <w:pPr>
-        <w:pStyle w:val="FirstParagraph"/>
-      </w:pPr>
-      <w:r>
-        <w:t xml:space="preserve">After filling out the datasheet, identify</w:t>
-      </w:r>
-      <w:r>
-        <w:t xml:space="preserve"> </w:t>
-      </w:r>
-      <w:r>
-        <w:rPr>
-          <w:b/>
-          <w:bCs/>
-        </w:rPr>
-        <w:t xml:space="preserve">2 ethical concerns</w:t>
-      </w:r>
-      <w:r>
-        <w:t xml:space="preserve"> </w:t>
-      </w:r>
-      <w:r>
-        <w:t xml:space="preserve">with this dataset that the datasheet helps reveal.</w:t>
+        <w:t xml:space="preserve">There is a concept called</w:t>
+      </w:r>
+      <w:r>
+        <w:t xml:space="preserve"> </w:t>
+      </w:r>
+      <w:r>
+        <w:rPr>
+          <w:b/>
+          <w:bCs/>
+        </w:rPr>
+        <w:t xml:space="preserve">data dignity</w:t>
+      </w:r>
+      <w:r>
+        <w:t xml:space="preserve"> </w:t>
+      </w:r>
+      <w:r>
+        <w:t xml:space="preserve">— the idea that your data is your labour, and companies should pay for it (proposed by Jaron Lanier). In 2-3 sentences, explain whether you find this idea practical or unrealistic. Would it actually change how AI companies operate?</w:t>
       </w:r>
     </w:p>
     <w:p>
@@ -1388,13 +1241,13 @@
       </w:r>
     </w:p>
     <w:bookmarkEnd w:id="24"/>
-    <w:bookmarkStart w:id="25" w:name="X126c20498828c77fb74bf6bb2d139680fee6531"/>
+    <w:bookmarkStart w:id="25" w:name="bonus-question-write-a-mini-datasheet"/>
     <w:p>
       <w:pPr>
         <w:pStyle w:val="Heading3"/>
       </w:pPr>
       <w:r>
-        <w:t xml:space="preserve">Bonus Question: Consent and the Data Supply Chain</w:t>
+        <w:t xml:space="preserve">Bonus Question: Write a Mini-Datasheet</w:t>
       </w:r>
     </w:p>
     <w:p>
@@ -1402,7 +1255,20 @@
         <w:pStyle w:val="FirstParagraph"/>
       </w:pPr>
       <w:r>
-        <w:t xml:space="preserve">Here is a scenario:</w:t>
+        <w:t xml:space="preserve">Lecture 14 introduced</w:t>
+      </w:r>
+      <w:r>
+        <w:t xml:space="preserve"> </w:t>
+      </w:r>
+      <w:r>
+        <w:rPr>
+          <w:b/>
+          <w:bCs/>
+        </w:rPr>
+        <w:t xml:space="preserve">datasheets for datasets</w:t>
+      </w:r>
+      <w:r>
+        <w:t xml:space="preserve">, documentation that describes where a dataset came from, what’s in it, and how it should (and shouldn’t) be used. The framework comes from Gebru et al. (2018) and has 7 sections.</w:t>
       </w:r>
     </w:p>
     <w:p>
@@ -1410,7 +1276,34 @@
         <w:pStyle w:val="BodyText"/>
       </w:pPr>
       <w:r>
-        <w:t xml:space="preserve">You posted photos of yourself on Instagram in 2020. In 2024, you discover those photos were scraped into a training dataset for a facial recognition system now used by police departments. You never gave permission. You didn’t even know it happened.</w:t>
+        <w:t xml:space="preserve">Here is a dataset you need to document:</w:t>
+      </w:r>
+    </w:p>
+    <w:p>
+      <w:pPr>
+        <w:pStyle w:val="BlockText"/>
+      </w:pPr>
+      <w:r>
+        <w:rPr>
+          <w:b/>
+          <w:bCs/>
+        </w:rPr>
+        <w:t xml:space="preserve">Atlanta Restaurant Reviews Dataset</w:t>
+      </w:r>
+      <w:r>
+        <w:t xml:space="preserve">: 1,000 Yelp reviews of restaurants in the Atlanta metro area, scraped in March 2024. Each entry contains the review text, a star rating (1-5), the restaurant name, the restaurant’s cuisine type, and the date of the review. The reviews were collected by a graduate student at Emory University for a class project on sentiment analysis. No usernames or profile photos were included in the scrape.</w:t>
+      </w:r>
+    </w:p>
+    <w:p>
+      <w:pPr>
+        <w:pStyle w:val="FirstParagraph"/>
+      </w:pPr>
+      <w:r>
+        <w:rPr>
+          <w:b/>
+          <w:bCs/>
+        </w:rPr>
+        <w:t xml:space="preserve">Your task:</w:t>
       </w:r>
     </w:p>
     <w:p>
@@ -1418,116 +1311,164 @@
         <w:pStyle w:val="BodyText"/>
       </w:pPr>
       <w:r>
-        <w:t xml:space="preserve">This sort of thing has happened in real life. Clearview AI scraped over 30 billion faces from social media without asking anyone (BBC, 2023). LAION-5B, a dataset of 5.8 billion images used to train AI image generators, was found to contain child abuse material, and the only metadata it stored was a URL and a caption (CNN, 2023).</w:t>
-      </w:r>
-    </w:p>
-    <w:p>
-      <w:pPr>
-        <w:pStyle w:val="BodyText"/>
-      </w:pPr>
-      <w:r>
-        <w:rPr>
-          <w:b/>
-          <w:bCs/>
-        </w:rPr>
-        <w:t xml:space="preserve">Your task:</w:t>
-      </w:r>
-    </w:p>
-    <w:p>
-      <w:pPr>
+        <w:t xml:space="preserve">Fill out each of the 7 datasheet sections below. You’ll need to think carefully about what information is available and what’s missing. Some sections will require you to make reasonable assumptions — state those assumptions shortly but clearly.</w:t>
+      </w:r>
+    </w:p>
+    <w:p>
+      <w:pPr>
+        <w:pStyle w:val="Compact"/>
         <w:numPr>
           <w:ilvl w:val="0"/>
           <w:numId w:val="1008"/>
         </w:numPr>
       </w:pPr>
       <w:r>
-        <w:t xml:space="preserve">Did any law protect you in this scenario? Lecture 14 mentioned three regulations: the</w:t>
-      </w:r>
-      <w:r>
-        <w:t xml:space="preserve"> </w:t>
-      </w:r>
-      <w:r>
-        <w:rPr>
-          <w:b/>
-          <w:bCs/>
-        </w:rPr>
-        <w:t xml:space="preserve">EU AI Act</w:t>
-      </w:r>
-      <w:r>
-        <w:t xml:space="preserve"> </w:t>
-      </w:r>
-      <w:r>
-        <w:t xml:space="preserve">(mandates documentation for high-risk AI), the</w:t>
-      </w:r>
-      <w:r>
-        <w:t xml:space="preserve"> </w:t>
-      </w:r>
-      <w:r>
-        <w:rPr>
-          <w:b/>
-          <w:bCs/>
-        </w:rPr>
-        <w:t xml:space="preserve">California CCPA</w:t>
-      </w:r>
-      <w:r>
-        <w:t xml:space="preserve"> </w:t>
-      </w:r>
-      <w:r>
-        <w:t xml:space="preserve">(gives the right to know and delete your data), and the</w:t>
-      </w:r>
-      <w:r>
-        <w:t xml:space="preserve"> </w:t>
-      </w:r>
-      <w:r>
-        <w:rPr>
-          <w:b/>
-          <w:bCs/>
-        </w:rPr>
-        <w:t xml:space="preserve">GDPR</w:t>
-      </w:r>
-      <w:r>
-        <w:t xml:space="preserve"> </w:t>
-      </w:r>
-      <w:r>
-        <w:t xml:space="preserve">(right to be forgotten). In 2-3 sentences, explain whether any of these would apply, and what rights you’d have.</w:t>
-      </w:r>
-    </w:p>
-    <w:p>
-      <w:pPr>
+        <w:rPr>
+          <w:b/>
+          <w:bCs/>
+        </w:rPr>
+        <w:t xml:space="preserve">Motivation</w:t>
+      </w:r>
+      <w:r>
+        <w:t xml:space="preserve">: Why was this dataset created? Who created it and who funded it?</w:t>
+      </w:r>
+    </w:p>
+    <w:p>
+      <w:pPr>
+        <w:pStyle w:val="Compact"/>
         <w:numPr>
           <w:ilvl w:val="0"/>
           <w:numId w:val="1008"/>
         </w:numPr>
       </w:pPr>
       <w:r>
-        <w:t xml:space="preserve">Should companies be required to get your consent before using your publicly posted photos to train AI? Write 3-4 sentences taking a clear position. Consider: is posting something publicly the same as consenting to any use of it?</w:t>
-      </w:r>
-    </w:p>
-    <w:p>
-      <w:pPr>
+        <w:rPr>
+          <w:b/>
+          <w:bCs/>
+        </w:rPr>
+        <w:t xml:space="preserve">Composition</w:t>
+      </w:r>
+      <w:r>
+        <w:t xml:space="preserve">: What types of data are included? How many instances? Is there sensitive information?</w:t>
+      </w:r>
+    </w:p>
+    <w:p>
+      <w:pPr>
+        <w:pStyle w:val="Compact"/>
         <w:numPr>
           <w:ilvl w:val="0"/>
           <w:numId w:val="1008"/>
         </w:numPr>
       </w:pPr>
       <w:r>
-        <w:t xml:space="preserve">Lecture 14 introduced the concept of</w:t>
-      </w:r>
-      <w:r>
-        <w:t xml:space="preserve"> </w:t>
-      </w:r>
-      <w:r>
-        <w:rPr>
-          <w:b/>
-          <w:bCs/>
-        </w:rPr>
-        <w:t xml:space="preserve">data dignity</w:t>
-      </w:r>
-      <w:r>
-        <w:t xml:space="preserve"> </w:t>
-      </w:r>
-      <w:r>
-        <w:t xml:space="preserve">— the idea that your data is your labour, and companies should pay for it (proposed by Jaron Lanier). In 2-3 sentences, explain whether you find this idea practical or unrealistic. Would it actually change how AI companies operate?</w:t>
+        <w:rPr>
+          <w:b/>
+          <w:bCs/>
+        </w:rPr>
+        <w:t xml:space="preserve">Collection</w:t>
+      </w:r>
+      <w:r>
+        <w:t xml:space="preserve">: How was the data collected? Was consent obtained from the reviewers?</w:t>
+      </w:r>
+    </w:p>
+    <w:p>
+      <w:pPr>
+        <w:pStyle w:val="Compact"/>
+        <w:numPr>
+          <w:ilvl w:val="0"/>
+          <w:numId w:val="1008"/>
+        </w:numPr>
+      </w:pPr>
+      <w:r>
+        <w:rPr>
+          <w:b/>
+          <w:bCs/>
+        </w:rPr>
+        <w:t xml:space="preserve">Preprocessing</w:t>
+      </w:r>
+      <w:r>
+        <w:t xml:space="preserve">: Was the data cleaned or filtered? Were any instances removed?</w:t>
+      </w:r>
+    </w:p>
+    <w:p>
+      <w:pPr>
+        <w:pStyle w:val="Compact"/>
+        <w:numPr>
+          <w:ilvl w:val="0"/>
+          <w:numId w:val="1008"/>
+        </w:numPr>
+      </w:pPr>
+      <w:r>
+        <w:rPr>
+          <w:b/>
+          <w:bCs/>
+        </w:rPr>
+        <w:t xml:space="preserve">Uses</w:t>
+      </w:r>
+      <w:r>
+        <w:t xml:space="preserve">: What tasks has it been used for? What should it NOT be used for?</w:t>
+      </w:r>
+    </w:p>
+    <w:p>
+      <w:pPr>
+        <w:pStyle w:val="Compact"/>
+        <w:numPr>
+          <w:ilvl w:val="0"/>
+          <w:numId w:val="1008"/>
+        </w:numPr>
+      </w:pPr>
+      <w:r>
+        <w:rPr>
+          <w:b/>
+          <w:bCs/>
+        </w:rPr>
+        <w:t xml:space="preserve">Distribution</w:t>
+      </w:r>
+      <w:r>
+        <w:t xml:space="preserve">: How is the dataset shared? Is it versioned?</w:t>
+      </w:r>
+    </w:p>
+    <w:p>
+      <w:pPr>
+        <w:pStyle w:val="Compact"/>
+        <w:numPr>
+          <w:ilvl w:val="0"/>
+          <w:numId w:val="1008"/>
+        </w:numPr>
+      </w:pPr>
+      <w:r>
+        <w:rPr>
+          <w:b/>
+          <w:bCs/>
+        </w:rPr>
+        <w:t xml:space="preserve">Maintenance</w:t>
+      </w:r>
+      <w:r>
+        <w:t xml:space="preserve">: Who is responsible for updates? Is there a way to report issues?</w:t>
+      </w:r>
+    </w:p>
+    <w:p>
+      <w:pPr>
+        <w:pStyle w:val="FirstParagraph"/>
+      </w:pPr>
+      <w:r>
+        <w:t xml:space="preserve">After filling out the datasheet, identify</w:t>
+      </w:r>
+      <w:r>
+        <w:t xml:space="preserve"> </w:t>
+      </w:r>
+      <w:r>
+        <w:rPr>
+          <w:b/>
+          <w:bCs/>
+        </w:rPr>
+        <w:t xml:space="preserve">2 ethical concerns</w:t>
+      </w:r>
+      <w:r>
+        <w:t xml:space="preserve"> </w:t>
+      </w:r>
+      <w:r>
+        <w:t xml:space="preserve">with this dataset that the datasheet helps reveal.</w:t>
       </w:r>
     </w:p>
     <w:p>

--- a/assignments/06-assignment.docx
+++ b/assignments/06-assignment.docx
@@ -15,7 +15,7 @@
         <w:pStyle w:val="Subtitle"/>
       </w:pPr>
       <w:r>
-        <w:t xml:space="preserve">DATASCI 185: Introduction to AI Applications</w:t>
+        <w:t xml:space="preserve">DATASCI 101: Introduction to AI Applications</w:t>
       </w:r>
     </w:p>
     <w:p>
@@ -26,7 +26,7 @@
         <w:t xml:space="preserve">Emory University</w:t>
       </w:r>
     </w:p>
-    <w:bookmarkStart w:id="26" w:name="instructions"/>
+    <w:bookmarkStart w:id="15" w:name="instructions"/>
     <w:p>
       <w:pPr>
         <w:pStyle w:val="Heading2"/>
@@ -259,7 +259,7 @@
         </w:pict>
       </w:r>
     </w:p>
-    <w:bookmarkStart w:id="20" w:name="question-1-the-dpd-chatbot-post-mortem"/>
+    <w:bookmarkStart w:id="9" w:name="question-1-the-dpd-chatbot-post-mortem"/>
     <w:p>
       <w:pPr>
         <w:pStyle w:val="Heading3"/>
@@ -464,8 +464,8 @@
         </w:pict>
       </w:r>
     </w:p>
-    <w:bookmarkEnd w:id="20"/>
-    <w:bookmarkStart w:id="21" w:name="question-2-data-drift-after-covid"/>
+    <w:bookmarkEnd w:id="9"/>
+    <w:bookmarkStart w:id="10" w:name="question-2-data-drift-after-covid"/>
     <w:p>
       <w:pPr>
         <w:pStyle w:val="Heading3"/>
@@ -761,8 +761,8 @@
         </w:pict>
       </w:r>
     </w:p>
-    <w:bookmarkEnd w:id="21"/>
-    <w:bookmarkStart w:id="22" w:name="Xe2dd75b9913c09f1d28d9e1bf2269bf566d6bd5"/>
+    <w:bookmarkEnd w:id="10"/>
+    <w:bookmarkStart w:id="11" w:name="Xe2dd75b9913c09f1d28d9e1bf2269bf566d6bd5"/>
     <w:p>
       <w:pPr>
         <w:pStyle w:val="Heading3"/>
@@ -923,8 +923,8 @@
         </w:pict>
       </w:r>
     </w:p>
-    <w:bookmarkEnd w:id="22"/>
-    <w:bookmarkStart w:id="23" w:name="Xa2ac6906e9c98e356b35189f2242aaebaa1e884"/>
+    <w:bookmarkEnd w:id="11"/>
+    <w:bookmarkStart w:id="12" w:name="Xa2ac6906e9c98e356b35189f2242aaebaa1e884"/>
     <w:p>
       <w:pPr>
         <w:pStyle w:val="Heading3"/>
@@ -1106,8 +1106,8 @@
         </w:pict>
       </w:r>
     </w:p>
-    <w:bookmarkEnd w:id="23"/>
-    <w:bookmarkStart w:id="24" w:name="Xf34540dc94fc457fd9b7008041ff51e0e061e79"/>
+    <w:bookmarkEnd w:id="12"/>
+    <w:bookmarkStart w:id="13" w:name="Xf34540dc94fc457fd9b7008041ff51e0e061e79"/>
     <w:p>
       <w:pPr>
         <w:pStyle w:val="Heading3"/>
@@ -1240,8 +1240,8 @@
         </w:pict>
       </w:r>
     </w:p>
-    <w:bookmarkEnd w:id="24"/>
-    <w:bookmarkStart w:id="25" w:name="bonus-question-write-a-mini-datasheet"/>
+    <w:bookmarkEnd w:id="13"/>
+    <w:bookmarkStart w:id="14" w:name="bonus-question-write-a-mini-datasheet"/>
     <w:p>
       <w:pPr>
         <w:pStyle w:val="Heading3"/>
@@ -1514,8 +1514,8 @@
         <w:br/>
       </w:r>
     </w:p>
-    <w:bookmarkEnd w:id="25"/>
-    <w:bookmarkEnd w:id="26"/>
+    <w:bookmarkEnd w:id="14"/>
+    <w:bookmarkEnd w:id="15"/>
     <w:sectPr>
       <w:footnotePr>
         <w:numRestart w:val="eachSect"/>
@@ -2011,10 +2011,10 @@
   <w:docDefaults>
     <w:rPrDefault>
       <w:rPr>
-        <w:rFonts w:asciiTheme="minorHAnsi" w:cstheme="minorBidi" w:eastAsiaTheme="minorHAnsi" w:hAnsiTheme="minorHAnsi"/>
+        <w:rFonts w:asciiTheme="minorHAnsi" w:cstheme="minorBidi" w:eastAsiaTheme="minorEastAsia" w:hAnsiTheme="minorHAnsi"/>
         <w:sz w:val="24"/>
         <w:szCs w:val="24"/>
-        <w:lang w:bidi="ar-SA" w:eastAsia="en-US" w:val="en-US"/>
+        <w:lang w:bidi="ar-SA" w:eastAsia="zh-CN" w:val="en-US"/>
       </w:rPr>
     </w:rPrDefault>
     <w:pPrDefault>
@@ -2555,13 +2555,6 @@
       </w:tblCellMar>
     </w:tblPr>
     <w:tblStylePr w:type="firstRow">
-      <w:tblPr>
-        <w:jc w:val="left"/>
-        <w:tblInd w:type="dxa" w:w="0"/>
-      </w:tblPr>
-      <w:trPr>
-        <w:jc w:val="left"/>
-      </w:trPr>
       <w:tcPr>
         <w:tcBorders>
           <w:bottom w:val="single"/>

--- a/assignments/06-assignment.docx
+++ b/assignments/06-assignment.docx
@@ -50,7 +50,7 @@
           <w:b/>
           <w:bCs/>
         </w:rPr>
-        <w:t xml:space="preserve">Lecture 13</w:t>
+        <w:t xml:space="preserve">Lecture 14</w:t>
       </w:r>
       <w:r>
         <w:t xml:space="preserve">: Building Reliable Pipelines, Monitoring, and Testing, and</w:t>
@@ -63,7 +63,7 @@
           <w:b/>
           <w:bCs/>
         </w:rPr>
-        <w:t xml:space="preserve">Lecture 14</w:t>
+        <w:t xml:space="preserve">Lecture 15</w:t>
       </w:r>
       <w:r>
         <w:t xml:space="preserve">: Documentation and Dataset Governance (only the bonus question).</w:t>
@@ -316,7 +316,7 @@
         </w:numPr>
       </w:pPr>
       <w:r>
-        <w:t xml:space="preserve">In Lecture 13, we described the AI pipeline as a series of steps: browser → load balancers → preprocessing → tokenisation → model → postprocessing → safety filters → response. Which step in this pipeline broke when DPD pushed their update? Explain your reasoning.</w:t>
+        <w:t xml:space="preserve">In Lecture 14, we described the AI pipeline as a series of steps: browser → load balancers → preprocessing → tokenisation → model → postprocessing → safety filters → response. Which step in this pipeline broke when DPD pushed their update? Explain your reasoning.</w:t>
       </w:r>
     </w:p>
     <w:p>
@@ -395,7 +395,7 @@
         </w:numPr>
       </w:pPr>
       <w:r>
-        <w:t xml:space="preserve">Lecture 13 explained that testing AI is harder than testing traditional software because AI is</w:t>
+        <w:t xml:space="preserve">Lecture 14 explained that testing AI is harder than testing traditional software because AI is</w:t>
       </w:r>
       <w:r>
         <w:t xml:space="preserve"> </w:t>
@@ -487,7 +487,7 @@
         <w:pStyle w:val="BodyText"/>
       </w:pPr>
       <w:r>
-        <w:t xml:space="preserve">Lecture 13 described three types of drift:</w:t>
+        <w:t xml:space="preserve">Lecture 14 described three types of drift:</w:t>
       </w:r>
     </w:p>
     <w:p>
@@ -997,7 +997,7 @@
         </w:numPr>
       </w:pPr>
       <w:r>
-        <w:t xml:space="preserve">Using the failure taxonomy from Lecture 13 (pipeline failure, hallucination, policy failure, data drift), classify this incident. Was it one type or a combination? Explain your reasoning.</w:t>
+        <w:t xml:space="preserve">Using the failure taxonomy from Lecture 14 (pipeline failure, hallucination, policy failure, data drift), classify this incident. Was it one type or a combination? Explain your reasoning.</w:t>
       </w:r>
     </w:p>
     <w:p>
@@ -1008,7 +1008,7 @@
         </w:numPr>
       </w:pPr>
       <w:r>
-        <w:t xml:space="preserve">Lecture 13 discussed</w:t>
+        <w:t xml:space="preserve">Lecture 14 discussed</w:t>
       </w:r>
       <w:r>
         <w:t xml:space="preserve"> </w:t>
@@ -1255,7 +1255,7 @@
         <w:pStyle w:val="FirstParagraph"/>
       </w:pPr>
       <w:r>
-        <w:t xml:space="preserve">Lecture 14 introduced</w:t>
+        <w:t xml:space="preserve">Lecture 15 introduced</w:t>
       </w:r>
       <w:r>
         <w:t xml:space="preserve"> </w:t>

--- a/assignments/06-assignment.docx
+++ b/assignments/06-assignment.docx
@@ -53,20 +53,7 @@
         <w:t xml:space="preserve">Lecture 14</w:t>
       </w:r>
       <w:r>
-        <w:t xml:space="preserve">: Building Reliable Pipelines, Monitoring, and Testing, and</w:t>
-      </w:r>
-      <w:r>
-        <w:t xml:space="preserve"> </w:t>
-      </w:r>
-      <w:r>
-        <w:rPr>
-          <w:b/>
-          <w:bCs/>
-        </w:rPr>
-        <w:t xml:space="preserve">Lecture 15</w:t>
-      </w:r>
-      <w:r>
-        <w:t xml:space="preserve">: Documentation and Dataset Governance (only the bonus question).</w:t>
+        <w:t xml:space="preserve">: Building Reliable Pipelines, Monitoring, Testing, and Documentation.</w:t>
       </w:r>
     </w:p>
     <w:p>
@@ -1008,20 +995,23 @@
         </w:numPr>
       </w:pPr>
       <w:r>
-        <w:t xml:space="preserve">Lecture 14 discussed</w:t>
-      </w:r>
-      <w:r>
-        <w:t xml:space="preserve"> </w:t>
-      </w:r>
-      <w:r>
-        <w:rPr>
-          <w:b/>
-          <w:bCs/>
-        </w:rPr>
-        <w:t xml:space="preserve">property-based testing</w:t>
-      </w:r>
-      <w:r>
-        <w:t xml:space="preserve">, that is, testing AI for properties rather than exact outputs. Which type of property-based test could have caught Gemini’s problem before launch? Write one specific test case: describe the prompt you would use and what a</w:t>
+        <w:t xml:space="preserve">Lecture 14 argued you should</w:t>
+      </w:r>
+      <w:r>
+        <w:t xml:space="preserve"> </w:t>
+      </w:r>
+      <w:r>
+        <w:rPr>
+          <w:b/>
+          <w:bCs/>
+        </w:rPr>
+        <w:t xml:space="preserve">test for properties</w:t>
+      </w:r>
+      <w:r>
+        <w:t xml:space="preserve"> </w:t>
+      </w:r>
+      <w:r>
+        <w:t xml:space="preserve">(is it safe? is the format correct?) rather than exact outputs. Which test type from Lecture 14’s table (safety, format, consistency, boundary, bias, regression) could have caught Gemini’s problem before launch? Write one specific test case: describe the prompt you would use and what a</w:t>
       </w:r>
       <w:r>
         <w:t xml:space="preserve"> </w:t>
@@ -1171,23 +1161,7 @@
         </w:numPr>
       </w:pPr>
       <w:r>
-        <w:t xml:space="preserve">There is a concept called</w:t>
-      </w:r>
-      <w:r>
-        <w:t xml:space="preserve"> </w:t>
-      </w:r>
-      <w:r>
-        <w:rPr>
-          <w:b/>
-          <w:bCs/>
-        </w:rPr>
-        <w:t xml:space="preserve">data dignity</w:t>
-      </w:r>
-      <w:r>
-        <w:t xml:space="preserve"> </w:t>
-      </w:r>
-      <w:r>
-        <w:t xml:space="preserve">— the idea that your data is your labour, and companies should pay for it (proposed by Jaron Lanier). In 2-3 sentences, explain whether you find this idea practical or unrealistic. Would it actually change how AI companies operate?</w:t>
+        <w:t xml:space="preserve">Lecture 14 mentioned Getty Images’ lawsuit against Stability AI over scraped images. Suppose courts decide that scraping publicly posted images for AI training is legal. In 2-3 sentences, explain whether that would settle the ethical question too, or whether something legal can still be wrong</w:t>
       </w:r>
     </w:p>
     <w:p>
@@ -1255,7 +1229,7 @@
         <w:pStyle w:val="FirstParagraph"/>
       </w:pPr>
       <w:r>
-        <w:t xml:space="preserve">Lecture 15 introduced</w:t>
+        <w:t xml:space="preserve">Lecture 14 introduced</w:t>
       </w:r>
       <w:r>
         <w:t xml:space="preserve"> </w:t>
